--- a/submission/Bypassing the HBM Wall: A Distributed Spatial Processing-Near-Memory Architecture using DUV ASICs and Deterministic Routing.docx
+++ b/submission/Bypassing the HBM Wall: A Distributed Spatial Processing-Near-Memory Architecture using DUV ASICs and Deterministic Routing.docx
@@ -2575,7 +2575,7 @@
         <w:pStyle w:val="BodyText"/>
       </w:pPr>
       <w:r>
-        <w:t xml:space="preserve">All hardware schematics, topology specifications, and PCB layouts described herein are intended for release under the CERN Open Hardware Licence Version 2 Strongly Reciprocal (CERN-OHL-S)^20.</w:t>
+        <w:t xml:space="preserve">The full repository, including Verilog HDL sources, build scripts, and this manuscript, is available at https://github.com/im-BowenGu/PNM-Arch. All hardware schematics, topology specifications, and PCB layouts described herein are intended for release under the CERN Open Hardware Licence Version 2 Strongly Reciprocal (CERN-OHL-S)^20.</w:t>
       </w:r>
     </w:p>
     <w:p>

--- a/submission/Bypassing the HBM Wall: A Distributed Spatial Processing-Near-Memory Architecture using DUV ASICs and Deterministic Routing.docx
+++ b/submission/Bypassing the HBM Wall: A Distributed Spatial Processing-Near-Memory Architecture using DUV ASICs and Deterministic Routing.docx
@@ -2567,7 +2567,7 @@
         <w:pStyle w:val="BodyText"/>
       </w:pPr>
       <w:r>
-        <w:t xml:space="preserve">This paper has specified a distributed spatial Processing-Near-Memory architecture that bypasses the HBM capacity wall through commodity LPDDR6, mature-node DUV logic, and deterministic wormhole routing^13,15,17. By treating the physical motherboard as an immutable dataflow graph and exporting its topography as a bespoke ISA, the system eliminates runtime scheduling, cache coherency, and operating-system overhead. Routing is coordinate arithmetic on a single-spine tree with dimension-order on-board paths; deadlock freedom follows from monotonically ordered virtual-channel classes; the hardened doorbell mechanism makes activation atomic as well as idle-free; and the isothermal parallel manifold sustains thermal viability with enforced flow balance. The reference chassis—64 TB, 87 TB/s aggregate local bandwidth, approximately 131 TFLOPS FP64, approximately $4/GB—demonstrates that the economics of memory capacity favor radical simplicity by roughly two orders of magnitude per byte. Target workloads—MoE transformer inference, FP64 stencil computation, and functional data-based evaluation—sit in the bandwidth-bound regime where mature-node silicon is already sufficient^3,4,5, and they inherit bit-exact replay and compile-time latency bounds that no cache-coherent machine can offer.</w:t>
+        <w:t xml:space="preserve">This paper has specified a distributed spatial Processing-Near-Memory architecture that bypasses the HBM capacity wall through commodity LPDDR6, mature-node DUV logic, and deterministic wormhole routing^13,15,17. By treating the physical motherboard as an immutable dataflow graph and exporting its topography as a bespoke ISA, the system eliminates runtime scheduling, cache coherency, and operating-system overhead. Routing is coordinate arithmetic on a single-spine tree with dimension-order on-board paths; deadlock freedom follows from monotonically ordered virtual-channel classes; the hardened doorbell mechanism makes activation atomic as well as idle-free; and the isothermal parallel manifold sustains thermal viability with enforced flow balance. The reference chassis—64 TB, 87 TB/s aggregate local bandwidth, approximately 131 TFLOPS FP64, approximately $4/GB—demonstrates that the economics of memory capacity favour radical simplicity by roughly two orders of magnitude per byte. Target workloads—MoE transformer inference, FP64 stencil computation, and functional data-based evaluation—sit in the bandwidth-bound regime where mature-node silicon is already sufficient^3,4,5, and they inherit bit-exact replay and compile-time latency bounds that no cache-coherent machine can offer.</w:t>
       </w:r>
     </w:p>
     <w:p>
